--- a/적용_20260929/2026-09-30_적용안내서_추가분.docx
+++ b/적용_20260929/2026-09-30_적용안내서_추가분.docx
@@ -44,7 +44,7 @@
         </w:rPr>
         <w:t>작업대 명칭을 EcsDefine.xml 에서</w:t>
         <w:br/>
-        <w:t>IMS 스테이션 번호 정정</w:t>
+        <w:t>IMS 스테이션 번호 정정 · 지우는 프로그램</w:t>
       </w:r>
     </w:p>
     <w:p/>
@@ -230,7 +230,7 @@
               <w:rPr>
                 <w:sz w:val="18"/>
               </w:rPr>
-              <w:t>2026-09-29 적용 안내서에 이어지는 추가분. 작업대 이름을 EcsDefine.xml 에서 가져오게 한 것과, IMS 스테이션 번호를 문서에 맞춰 바로잡은 것.</w:t>
+              <w:t>2026-09-29 적용 안내서에 이어지는 추가분. 작업대 이름을 EcsDefine.xml 에서 가져오게 한 것과, IMS 스테이션 번호를 문서에 맞춰 바로잡은 것, 그리고 지우는 프로그램.</w:t>
             </w:r>
           </w:p>
         </w:tc>
@@ -385,6 +385,36 @@
                 <w:sz w:val="18"/>
               </w:rPr>
               <w:t>3</w:t>
+            </w:r>
+          </w:p>
+        </w:tc>
+        <w:tc>
+          <w:tcPr>
+            <w:tcW w:type="dxa" w:w="8164"/>
+          </w:tcPr>
+          <w:p>
+            <w:r/>
+            <w:r>
+              <w:rPr>
+                <w:sz w:val="18"/>
+              </w:rPr>
+              <w:t>깔린 Client 를 지우는 프로그램을 넣었다</w:t>
+            </w:r>
+          </w:p>
+        </w:tc>
+      </w:tr>
+      <w:tr>
+        <w:tc>
+          <w:tcPr>
+            <w:tcW w:type="dxa" w:w="907"/>
+          </w:tcPr>
+          <w:p>
+            <w:r/>
+            <w:r>
+              <w:rPr>
+                <w:sz w:val="18"/>
+              </w:rPr>
+              <w:t>4</w:t>
             </w:r>
           </w:p>
         </w:tc>
@@ -1799,7 +1829,613 @@
         <w:pStyle w:val="Heading1"/>
       </w:pPr>
       <w:r>
-        <w:t>3. 적용 순서</w:t>
+        <w:t>3. 깔린 Client 를 지우는 프로그램을 넣었다</w:t>
+      </w:r>
+    </w:p>
+    <w:p>
+      <w:r>
+        <w:rPr>
+          <w:b w:val="0"/>
+          <w:i w:val="0"/>
+          <w:sz w:val="20"/>
+        </w:rPr>
+        <w:t>종전에는 지우는 수단이 없어 폴더를 손으로 지워야 했다. 설치 폴더의 Uninstall.bat 을 오른쪽 단추로 눌러 [관리자 권한으로 실행] 하면 된다.</w:t>
+      </w:r>
+    </w:p>
+    <w:p>
+      <w:pPr>
+        <w:pStyle w:val="Heading2"/>
+      </w:pPr>
+      <w:r>
+        <w:t>3.1 지우기 전에 세 가지를 확인한다</w:t>
+      </w:r>
+    </w:p>
+    <w:p>
+      <w:r>
+        <w:rPr>
+          <w:b w:val="0"/>
+          <w:i w:val="0"/>
+          <w:sz w:val="20"/>
+        </w:rPr>
+        <w:t>지우는 일은 되돌릴 수 없다. 그래서 묻기 전에 스스로 확인한다.</w:t>
+      </w:r>
+    </w:p>
+    <w:tbl>
+      <w:tblPr>
+        <w:tblStyle w:val="TableGrid"/>
+        <w:tblW w:type="auto" w:w="0"/>
+        <w:jc w:val="center"/>
+        <w:tblLook w:firstColumn="1" w:firstRow="1" w:lastColumn="0" w:lastRow="0" w:noHBand="0" w:noVBand="1" w:val="04A0"/>
+      </w:tblPr>
+      <w:tblGrid>
+        <w:gridCol w:w="3324"/>
+        <w:gridCol w:w="3324"/>
+        <w:gridCol w:w="3324"/>
+      </w:tblGrid>
+      <w:tr>
+        <w:tc>
+          <w:tcPr>
+            <w:tcW w:type="dxa" w:w="794"/>
+            <w:shd w:val="clear" w:color="auto" w:fill="1E2761"/>
+          </w:tcPr>
+          <w:p>
+            <w:pPr>
+              <w:jc w:val="center"/>
+            </w:pPr>
+            <w:r/>
+            <w:r>
+              <w:rPr>
+                <w:b/>
+                <w:color w:val="FFFFFF"/>
+                <w:sz w:val="18"/>
+              </w:rPr>
+              <w:t>확인</w:t>
+            </w:r>
+          </w:p>
+        </w:tc>
+        <w:tc>
+          <w:tcPr>
+            <w:tcW w:type="dxa" w:w="5443"/>
+            <w:shd w:val="clear" w:color="auto" w:fill="1E2761"/>
+          </w:tcPr>
+          <w:p>
+            <w:pPr>
+              <w:jc w:val="center"/>
+            </w:pPr>
+            <w:r/>
+            <w:r>
+              <w:rPr>
+                <w:b/>
+                <w:color w:val="FFFFFF"/>
+                <w:sz w:val="18"/>
+              </w:rPr>
+              <w:t>무엇을</w:t>
+            </w:r>
+          </w:p>
+        </w:tc>
+        <w:tc>
+          <w:tcPr>
+            <w:tcW w:type="dxa" w:w="2835"/>
+            <w:shd w:val="clear" w:color="auto" w:fill="1E2761"/>
+          </w:tcPr>
+          <w:p>
+            <w:pPr>
+              <w:jc w:val="center"/>
+            </w:pPr>
+            <w:r/>
+            <w:r>
+              <w:rPr>
+                <w:b/>
+                <w:color w:val="FFFFFF"/>
+                <w:sz w:val="18"/>
+              </w:rPr>
+              <w:t>아니면</w:t>
+            </w:r>
+          </w:p>
+        </w:tc>
+      </w:tr>
+      <w:tr>
+        <w:tc>
+          <w:tcPr>
+            <w:tcW w:type="dxa" w:w="794"/>
+          </w:tcPr>
+          <w:p>
+            <w:r/>
+            <w:r>
+              <w:rPr>
+                <w:sz w:val="18"/>
+              </w:rPr>
+              <w:t>1</w:t>
+            </w:r>
+          </w:p>
+        </w:tc>
+        <w:tc>
+          <w:tcPr>
+            <w:tcW w:type="dxa" w:w="5443"/>
+          </w:tcPr>
+          <w:p>
+            <w:r/>
+            <w:r>
+              <w:rPr>
+                <w:sz w:val="18"/>
+              </w:rPr>
+              <w:t>정말 그 폴더가 맞는가 - Ecs.exe 나 EcsMain.exe 가 있는가</w:t>
+            </w:r>
+          </w:p>
+        </w:tc>
+        <w:tc>
+          <w:tcPr>
+            <w:tcW w:type="dxa" w:w="2835"/>
+          </w:tcPr>
+          <w:p>
+            <w:r/>
+            <w:r>
+              <w:rPr>
+                <w:sz w:val="18"/>
+              </w:rPr>
+              <w:t>아무것도 하지 않고 끝낸다</w:t>
+            </w:r>
+          </w:p>
+        </w:tc>
+      </w:tr>
+      <w:tr>
+        <w:tc>
+          <w:tcPr>
+            <w:tcW w:type="dxa" w:w="794"/>
+          </w:tcPr>
+          <w:p>
+            <w:r/>
+            <w:r>
+              <w:rPr>
+                <w:sz w:val="18"/>
+              </w:rPr>
+              <w:t>2</w:t>
+            </w:r>
+          </w:p>
+        </w:tc>
+        <w:tc>
+          <w:tcPr>
+            <w:tcW w:type="dxa" w:w="5443"/>
+          </w:tcPr>
+          <w:p>
+            <w:r/>
+            <w:r>
+              <w:rPr>
+                <w:sz w:val="18"/>
+              </w:rPr>
+              <w:t>프로그램이 돌고 있지 않은가</w:t>
+            </w:r>
+          </w:p>
+        </w:tc>
+        <w:tc>
+          <w:tcPr>
+            <w:tcW w:type="dxa" w:w="2835"/>
+          </w:tcPr>
+          <w:p>
+            <w:r/>
+            <w:r>
+              <w:rPr>
+                <w:sz w:val="18"/>
+              </w:rPr>
+              <w:t>닫을지 물어본다. 아니라고 하면 끝낸다</w:t>
+            </w:r>
+          </w:p>
+        </w:tc>
+      </w:tr>
+      <w:tr>
+        <w:tc>
+          <w:tcPr>
+            <w:tcW w:type="dxa" w:w="794"/>
+          </w:tcPr>
+          <w:p>
+            <w:r/>
+            <w:r>
+              <w:rPr>
+                <w:sz w:val="18"/>
+              </w:rPr>
+              <w:t>3</w:t>
+            </w:r>
+          </w:p>
+        </w:tc>
+        <w:tc>
+          <w:tcPr>
+            <w:tcW w:type="dxa" w:w="5443"/>
+          </w:tcPr>
+          <w:p>
+            <w:r/>
+            <w:r>
+              <w:rPr>
+                <w:sz w:val="18"/>
+              </w:rPr>
+              <w:t>사람이 무엇을 지울지 보고 승낙했는가</w:t>
+            </w:r>
+          </w:p>
+        </w:tc>
+        <w:tc>
+          <w:tcPr>
+            <w:tcW w:type="dxa" w:w="2835"/>
+          </w:tcPr>
+          <w:p>
+            <w:r/>
+            <w:r>
+              <w:rPr>
+                <w:sz w:val="18"/>
+              </w:rPr>
+              <w:t>YES 를 적지 않으면 아무것도 지우지 않는다</w:t>
+            </w:r>
+          </w:p>
+        </w:tc>
+      </w:tr>
+    </w:tbl>
+    <w:p/>
+    <w:p>
+      <w:pPr>
+        <w:ind w:left="227"/>
+      </w:pPr>
+      <w:r>
+        <w:rPr>
+          <w:color w:val="B02A20"/>
+          <w:sz w:val="19"/>
+        </w:rPr>
+        <w:t>※ 빈 경로와 드라이브 맨 위(C:\ 같은 것)도 거부한다. 1 번이 없으면 엉뚱한 폴더를 통째로 지울 수 있어 넣었다.</w:t>
+      </w:r>
+    </w:p>
+    <w:p>
+      <w:pPr>
+        <w:pStyle w:val="Heading2"/>
+      </w:pPr>
+      <w:r>
+        <w:t>3.2 설정은 원하면 남긴다</w:t>
+      </w:r>
+    </w:p>
+    <w:p>
+      <w:r>
+        <w:rPr>
+          <w:b w:val="0"/>
+          <w:i w:val="0"/>
+          <w:sz w:val="20"/>
+        </w:rPr>
+        <w:t>Ecs.ini 와 WmsDown.ini 에는 그 PC 의 DB 주소가 들어 있다. 남기겠다고 하면 설치 폴더 옆에 따로 빼 둔다.</w:t>
+      </w:r>
+    </w:p>
+    <w:tbl>
+      <w:tblPr>
+        <w:tblStyle w:val="TableGrid"/>
+        <w:tblW w:type="auto" w:w="0"/>
+        <w:tblLook w:firstColumn="1" w:firstRow="1" w:lastColumn="0" w:lastRow="0" w:noHBand="0" w:noVBand="1" w:val="04A0"/>
+      </w:tblPr>
+      <w:tblGrid>
+        <w:gridCol w:w="9972"/>
+      </w:tblGrid>
+      <w:tr>
+        <w:tc>
+          <w:tcPr>
+            <w:tcW w:type="dxa" w:w="9972"/>
+            <w:shd w:val="clear" w:color="auto" w:fill="F4F5F7"/>
+          </w:tcPr>
+          <w:p>
+            <w:pPr>
+              <w:spacing w:after="0"/>
+            </w:pPr>
+            <w:r/>
+            <w:r>
+              <w:rPr>
+                <w:rFonts w:ascii="D2Coding" w:hAnsi="D2Coding"/>
+                <w:sz w:val="18"/>
+              </w:rPr>
+              <w:t>C:\LGLS\CLIENT_설정백업_20260930_1117</w:t>
+            </w:r>
+          </w:p>
+          <w:p>
+            <w:pPr>
+              <w:spacing w:after="0"/>
+            </w:pPr>
+            <w:r>
+              <w:rPr>
+                <w:rFonts w:ascii="D2Coding" w:hAnsi="D2Coding"/>
+                <w:sz w:val="18"/>
+              </w:rPr>
+              <w:t xml:space="preserve">    Ecs.ini</w:t>
+            </w:r>
+          </w:p>
+          <w:p>
+            <w:pPr>
+              <w:spacing w:after="0"/>
+            </w:pPr>
+            <w:r>
+              <w:rPr>
+                <w:rFonts w:ascii="D2Coding" w:hAnsi="D2Coding"/>
+                <w:sz w:val="18"/>
+              </w:rPr>
+              <w:t xml:space="preserve">    WmsDown.ini</w:t>
+            </w:r>
+          </w:p>
+        </w:tc>
+      </w:tr>
+    </w:tbl>
+    <w:p/>
+    <w:p>
+      <w:r>
+        <w:rPr>
+          <w:b w:val="0"/>
+          <w:i w:val="0"/>
+          <w:sz w:val="20"/>
+        </w:rPr>
+        <w:t>다시 깔고 나서 이 안의 ini 를 설치 폴더에 덮어쓰면 DB 주소를 다시 넣지 않아도 된다.</w:t>
+      </w:r>
+    </w:p>
+    <w:p>
+      <w:pPr>
+        <w:pStyle w:val="Heading2"/>
+      </w:pPr>
+      <w:r>
+        <w:t>3.3 남기는 것</w:t>
+      </w:r>
+    </w:p>
+    <w:p>
+      <w:r>
+        <w:rPr>
+          <w:b w:val="0"/>
+          <w:i w:val="0"/>
+          <w:sz w:val="20"/>
+        </w:rPr>
+        <w:t>Visual C++ 재배포 패키지와 .NET Framework 는 지우지 않는다. 다른 프로그램도 쓰기 때문이다. 꼭 지워야 하면 Windows 의 [앱] 설정에서 직접 지운다.</w:t>
+      </w:r>
+    </w:p>
+    <w:p>
+      <w:pPr>
+        <w:pStyle w:val="Heading2"/>
+      </w:pPr>
+      <w:r>
+        <w:t>3.4 확인한 것 (2026-09-30)</w:t>
+      </w:r>
+    </w:p>
+    <w:tbl>
+      <w:tblPr>
+        <w:tblStyle w:val="TableGrid"/>
+        <w:tblW w:type="auto" w:w="0"/>
+        <w:jc w:val="center"/>
+        <w:tblLook w:firstColumn="1" w:firstRow="1" w:lastColumn="0" w:lastRow="0" w:noHBand="0" w:noVBand="1" w:val="04A0"/>
+      </w:tblPr>
+      <w:tblGrid>
+        <w:gridCol w:w="4986"/>
+        <w:gridCol w:w="4986"/>
+      </w:tblGrid>
+      <w:tr>
+        <w:tc>
+          <w:tcPr>
+            <w:tcW w:type="dxa" w:w="2835"/>
+            <w:shd w:val="clear" w:color="auto" w:fill="1E2761"/>
+          </w:tcPr>
+          <w:p>
+            <w:pPr>
+              <w:jc w:val="center"/>
+            </w:pPr>
+            <w:r/>
+            <w:r>
+              <w:rPr>
+                <w:b/>
+                <w:color w:val="FFFFFF"/>
+                <w:sz w:val="18"/>
+              </w:rPr>
+              <w:t>해 본 것</w:t>
+            </w:r>
+          </w:p>
+        </w:tc>
+        <w:tc>
+          <w:tcPr>
+            <w:tcW w:type="dxa" w:w="6236"/>
+            <w:shd w:val="clear" w:color="auto" w:fill="1E2761"/>
+          </w:tcPr>
+          <w:p>
+            <w:pPr>
+              <w:jc w:val="center"/>
+            </w:pPr>
+            <w:r/>
+            <w:r>
+              <w:rPr>
+                <w:b/>
+                <w:color w:val="FFFFFF"/>
+                <w:sz w:val="18"/>
+              </w:rPr>
+              <w:t>결과</w:t>
+            </w:r>
+          </w:p>
+        </w:tc>
+      </w:tr>
+      <w:tr>
+        <w:tc>
+          <w:tcPr>
+            <w:tcW w:type="dxa" w:w="2835"/>
+          </w:tcPr>
+          <w:p>
+            <w:r/>
+            <w:r>
+              <w:rPr>
+                <w:sz w:val="18"/>
+              </w:rPr>
+              <w:t>빈 경로</w:t>
+            </w:r>
+          </w:p>
+        </w:tc>
+        <w:tc>
+          <w:tcPr>
+            <w:tcW w:type="dxa" w:w="6236"/>
+          </w:tcPr>
+          <w:p>
+            <w:r/>
+            <w:r>
+              <w:rPr>
+                <w:sz w:val="18"/>
+              </w:rPr>
+              <w:t>거부</w:t>
+            </w:r>
+          </w:p>
+        </w:tc>
+      </w:tr>
+      <w:tr>
+        <w:tc>
+          <w:tcPr>
+            <w:tcW w:type="dxa" w:w="2835"/>
+          </w:tcPr>
+          <w:p>
+            <w:r/>
+            <w:r>
+              <w:rPr>
+                <w:sz w:val="18"/>
+              </w:rPr>
+              <w:t>드라이브 맨 위 (C 드라이브 루트)</w:t>
+            </w:r>
+          </w:p>
+        </w:tc>
+        <w:tc>
+          <w:tcPr>
+            <w:tcW w:type="dxa" w:w="6236"/>
+          </w:tcPr>
+          <w:p>
+            <w:r/>
+            <w:r>
+              <w:rPr>
+                <w:sz w:val="18"/>
+              </w:rPr>
+              <w:t>거부</w:t>
+            </w:r>
+          </w:p>
+        </w:tc>
+      </w:tr>
+      <w:tr>
+        <w:tc>
+          <w:tcPr>
+            <w:tcW w:type="dxa" w:w="2835"/>
+          </w:tcPr>
+          <w:p>
+            <w:r/>
+            <w:r>
+              <w:rPr>
+                <w:sz w:val="18"/>
+              </w:rPr>
+              <w:t>없는 폴더</w:t>
+            </w:r>
+          </w:p>
+        </w:tc>
+        <w:tc>
+          <w:tcPr>
+            <w:tcW w:type="dxa" w:w="6236"/>
+          </w:tcPr>
+          <w:p>
+            <w:r/>
+            <w:r>
+              <w:rPr>
+                <w:sz w:val="18"/>
+              </w:rPr>
+              <w:t>없다고 알리고 끝</w:t>
+            </w:r>
+          </w:p>
+        </w:tc>
+      </w:tr>
+      <w:tr>
+        <w:tc>
+          <w:tcPr>
+            <w:tcW w:type="dxa" w:w="2835"/>
+          </w:tcPr>
+          <w:p>
+            <w:r/>
+            <w:r>
+              <w:rPr>
+                <w:sz w:val="18"/>
+              </w:rPr>
+              <w:t>Client 가 아닌 폴더</w:t>
+            </w:r>
+          </w:p>
+        </w:tc>
+        <w:tc>
+          <w:tcPr>
+            <w:tcW w:type="dxa" w:w="6236"/>
+          </w:tcPr>
+          <w:p>
+            <w:r/>
+            <w:r>
+              <w:rPr>
+                <w:sz w:val="18"/>
+              </w:rPr>
+              <w:t>거부 - 안에 있던 파일 그대로</w:t>
+            </w:r>
+          </w:p>
+        </w:tc>
+      </w:tr>
+      <w:tr>
+        <w:tc>
+          <w:tcPr>
+            <w:tcW w:type="dxa" w:w="2835"/>
+          </w:tcPr>
+          <w:p>
+            <w:r/>
+            <w:r>
+              <w:rPr>
+                <w:sz w:val="18"/>
+              </w:rPr>
+              <w:t>제대로 깐 폴더</w:t>
+            </w:r>
+          </w:p>
+        </w:tc>
+        <w:tc>
+          <w:tcPr>
+            <w:tcW w:type="dxa" w:w="6236"/>
+          </w:tcPr>
+          <w:p>
+            <w:r/>
+            <w:r>
+              <w:rPr>
+                <w:sz w:val="18"/>
+              </w:rPr>
+              <w:t>통과</w:t>
+            </w:r>
+          </w:p>
+        </w:tc>
+      </w:tr>
+      <w:tr>
+        <w:tc>
+          <w:tcPr>
+            <w:tcW w:type="dxa" w:w="2835"/>
+          </w:tcPr>
+          <w:p>
+            <w:r/>
+            <w:r>
+              <w:rPr>
+                <w:sz w:val="18"/>
+              </w:rPr>
+              <w:t>지우기</w:t>
+            </w:r>
+          </w:p>
+        </w:tc>
+        <w:tc>
+          <w:tcPr>
+            <w:tcW w:type="dxa" w:w="6236"/>
+          </w:tcPr>
+          <w:p>
+            <w:r/>
+            <w:r>
+              <w:rPr>
+                <w:sz w:val="18"/>
+              </w:rPr>
+              <w:t>읽기전용 파일까지 지웠다. 설정 두 개는 백업 폴더에 남았다</w:t>
+            </w:r>
+          </w:p>
+        </w:tc>
+      </w:tr>
+    </w:tbl>
+    <w:p/>
+    <w:p>
+      <w:r>
+        <w:br w:type="page"/>
+      </w:r>
+    </w:p>
+    <w:p>
+      <w:pPr>
+        <w:pStyle w:val="Heading1"/>
+      </w:pPr>
+      <w:r>
+        <w:t>4. 적용 순서</w:t>
       </w:r>
     </w:p>
     <w:p>
@@ -1851,7 +2487,7 @@
         <w:pStyle w:val="Heading2"/>
       </w:pPr>
       <w:r>
-        <w:t>3.1 확인하면 좋은 것</w:t>
+        <w:t>4.1 확인하면 좋은 것</w:t>
       </w:r>
     </w:p>
     <w:tbl>
